--- a/proposal/Предложения по каталогизации и описанию характеристик содержания историко-географических источников_v2.0_финальная.docx
+++ b/proposal/Предложения по каталогизации и описанию характеристик содержания историко-географических источников_v2.0_финальная.docx
@@ -272,14 +272,13 @@
           <w:b/>
           <w:sz w:val="24"/>
         </w:rPr>
-        <w:t>Хронологический охват:</w:t>
+        <w:t>Хронологический охват: основной период — XVII — начало XX века (дореволюционная Россия). Для источников с непрерывной институциональной историей (прежде всего земле- и лесоустройство) верхняя граница не фиксирована жёстко: для архивов она не ограничена (пример — ф. 716 оп. 3 ГАПК, лесоустройство до 1986 г.), для библиотечных собраний действует граница 1980 год. Это не расширение темы, а признание того, что институты и фонды не обрываются в 1917 году.</w:t>
       </w:r>
       <w:r>
         <w:rPr>
           <w:rFonts w:ascii="Times New Roman" w:hAnsi="Times New Roman"/>
           <w:sz w:val="24"/>
         </w:rPr>
-        <w:t xml:space="preserve"> XVII — начало XX века</w:t>
       </w:r>
     </w:p>
     <w:p>
